--- a/docs/instrucciones_gonogo.docx
+++ b/docs/instrucciones_gonogo.docx
@@ -31,8 +31,42 @@
           <w:sz w:val="26"/>
           <w:szCs w:val="26"/>
         </w:rPr>
-        <w:t>Tarea Go/No-Go</w:t>
-      </w:r>
+        <w:t xml:space="preserve">Tarea </w:t>
+      </w:r>
+      <w:proofErr w:type="spellStart"/>
+      <w:r>
+        <w:rPr>
+          <w:i/>
+          <w:iCs/>
+          <w:color w:val="000000"/>
+          <w:sz w:val="26"/>
+          <w:szCs w:val="26"/>
+        </w:rPr>
+        <w:t>Go</w:t>
+      </w:r>
+      <w:proofErr w:type="spellEnd"/>
+      <w:r>
+        <w:rPr>
+          <w:i/>
+          <w:iCs/>
+          <w:color w:val="000000"/>
+          <w:sz w:val="26"/>
+          <w:szCs w:val="26"/>
+        </w:rPr>
+        <w:t>/No-</w:t>
+      </w:r>
+      <w:proofErr w:type="spellStart"/>
+      <w:r>
+        <w:rPr>
+          <w:i/>
+          <w:iCs/>
+          <w:color w:val="000000"/>
+          <w:sz w:val="26"/>
+          <w:szCs w:val="26"/>
+        </w:rPr>
+        <w:t>Go</w:t>
+      </w:r>
+      <w:proofErr w:type="spellEnd"/>
     </w:p>
     <w:p>
       <w:pPr>
@@ -47,33 +81,81 @@
         </w:rPr>
         <w:t>Investigación e Intervención desde las Neurociencias Aplicadas</w:t>
       </w:r>
+      <w:r>
+        <w:rPr>
+          <w:color w:val="000000"/>
+          <w:sz w:val="22"/>
+          <w:szCs w:val="22"/>
+        </w:rPr>
+        <w:t xml:space="preserve"> | </w:t>
+      </w:r>
+      <w:r>
+        <w:rPr>
+          <w:color w:val="000000"/>
+          <w:sz w:val="22"/>
+          <w:szCs w:val="22"/>
+        </w:rPr>
+        <w:t>2026-1</w:t>
+      </w:r>
     </w:p>
     <w:p>
       <w:pPr>
-        <w:spacing w:after="240" w:line="276" w:lineRule="auto"/>
-        <w:jc w:val="center"/>
+        <w:spacing w:before="240" w:after="80" w:line="276" w:lineRule="auto"/>
+        <w:jc w:val="both"/>
       </w:pPr>
       <w:r>
         <w:rPr>
           <w:color w:val="000000"/>
-          <w:sz w:val="22"/>
-          <w:szCs w:val="22"/>
-        </w:rPr>
-        <w:t>2026-1</w:t>
+        </w:rPr>
+        <w:t xml:space="preserve">El presente documento especifica el texto de cada pantalla de la tarea </w:t>
+      </w:r>
+      <w:proofErr w:type="spellStart"/>
+      <w:r>
+        <w:rPr>
+          <w:color w:val="000000"/>
+        </w:rPr>
+        <w:t>Go</w:t>
+      </w:r>
+      <w:proofErr w:type="spellEnd"/>
+      <w:r>
+        <w:rPr>
+          <w:color w:val="000000"/>
+        </w:rPr>
+        <w:t>/No-</w:t>
+      </w:r>
+      <w:proofErr w:type="spellStart"/>
+      <w:r>
+        <w:rPr>
+          <w:color w:val="000000"/>
+        </w:rPr>
+        <w:t>Go</w:t>
+      </w:r>
+      <w:proofErr w:type="spellEnd"/>
+      <w:r>
+        <w:rPr>
+          <w:color w:val="000000"/>
+        </w:rPr>
+        <w:t xml:space="preserve">, junto con los parámetros técnicos de cada </w:t>
+      </w:r>
+      <w:proofErr w:type="spellStart"/>
+      <w:r>
+        <w:rPr>
+          <w:color w:val="000000"/>
+        </w:rPr>
+        <w:t>routine</w:t>
+      </w:r>
+      <w:proofErr w:type="spellEnd"/>
+      <w:r>
+        <w:rPr>
+          <w:color w:val="000000"/>
+        </w:rPr>
+        <w:t>.</w:t>
       </w:r>
     </w:p>
     <w:p>
       <w:pPr>
-        <w:spacing w:after="80" w:line="276" w:lineRule="auto"/>
+        <w:spacing w:before="240"/>
       </w:pPr>
-      <w:r>
-        <w:rPr>
-          <w:color w:val="000000"/>
-        </w:rPr>
-        <w:t>El presente documento especifica el texto de cada pantalla de la tarea Go/No-Go, junto con los parámetros técnicos de cada routine.</w:t>
-      </w:r>
-    </w:p>
-    <w:p>
       <w:r>
         <w:rPr>
           <w:b/>
@@ -93,8 +175,54 @@
           <w:iCs/>
           <w:color w:val="000000"/>
         </w:rPr>
-        <w:t>Flujo de routines de la tarea Go/No-Go</w:t>
-      </w:r>
+        <w:t xml:space="preserve">Flujo de </w:t>
+      </w:r>
+      <w:proofErr w:type="spellStart"/>
+      <w:r>
+        <w:rPr>
+          <w:i/>
+          <w:iCs/>
+          <w:color w:val="000000"/>
+        </w:rPr>
+        <w:t>routines</w:t>
+      </w:r>
+      <w:proofErr w:type="spellEnd"/>
+      <w:r>
+        <w:rPr>
+          <w:i/>
+          <w:iCs/>
+          <w:color w:val="000000"/>
+        </w:rPr>
+        <w:t xml:space="preserve"> de la tarea </w:t>
+      </w:r>
+      <w:proofErr w:type="spellStart"/>
+      <w:r>
+        <w:rPr>
+          <w:i/>
+          <w:iCs/>
+          <w:color w:val="000000"/>
+        </w:rPr>
+        <w:t>Go</w:t>
+      </w:r>
+      <w:proofErr w:type="spellEnd"/>
+      <w:r>
+        <w:rPr>
+          <w:i/>
+          <w:iCs/>
+          <w:color w:val="000000"/>
+        </w:rPr>
+        <w:t>/No-</w:t>
+      </w:r>
+      <w:proofErr w:type="spellStart"/>
+      <w:r>
+        <w:rPr>
+          <w:i/>
+          <w:iCs/>
+          <w:color w:val="000000"/>
+        </w:rPr>
+        <w:t>Go</w:t>
+      </w:r>
+      <w:proofErr w:type="spellEnd"/>
     </w:p>
     <w:tbl>
       <w:tblPr>
@@ -119,12 +247,6 @@
         <w:gridCol w:w="3226"/>
       </w:tblGrid>
       <w:tr>
-        <w:tblPrEx>
-          <w:tblCellMar>
-            <w:top w:w="0" w:type="dxa"/>
-            <w:bottom w:w="0" w:type="dxa"/>
-          </w:tblCellMar>
-        </w:tblPrEx>
         <w:tc>
           <w:tcPr>
             <w:tcW w:w="3600" w:type="dxa"/>
@@ -150,6 +272,7 @@
                 <w:bCs/>
               </w:rPr>
             </w:pPr>
+            <w:proofErr w:type="spellStart"/>
             <w:r>
               <w:rPr>
                 <w:b/>
@@ -160,6 +283,7 @@
               </w:rPr>
               <w:t>Routine</w:t>
             </w:r>
+            <w:proofErr w:type="spellEnd"/>
           </w:p>
         </w:tc>
         <w:tc>
@@ -238,12 +362,6 @@
         </w:tc>
       </w:tr>
       <w:tr>
-        <w:tblPrEx>
-          <w:tblCellMar>
-            <w:top w:w="0" w:type="dxa"/>
-            <w:bottom w:w="0" w:type="dxa"/>
-          </w:tblCellMar>
-        </w:tblPrEx>
         <w:tc>
           <w:tcPr>
             <w:tcW w:w="3600" w:type="dxa"/>
@@ -331,12 +449,6 @@
         </w:tc>
       </w:tr>
       <w:tr>
-        <w:tblPrEx>
-          <w:tblCellMar>
-            <w:top w:w="0" w:type="dxa"/>
-            <w:bottom w:w="0" w:type="dxa"/>
-          </w:tblCellMar>
-        </w:tblPrEx>
         <w:tc>
           <w:tcPr>
             <w:tcW w:w="3600" w:type="dxa"/>
@@ -355,6 +467,7 @@
             </w:tcMar>
           </w:tcPr>
           <w:p>
+            <w:proofErr w:type="spellStart"/>
             <w:r>
               <w:rPr>
                 <w:rFonts w:eastAsia="Courier New"/>
@@ -364,6 +477,7 @@
               </w:rPr>
               <w:t>instrucciones_practica</w:t>
             </w:r>
+            <w:proofErr w:type="spellEnd"/>
           </w:p>
         </w:tc>
         <w:tc>
@@ -424,12 +538,6 @@
         </w:tc>
       </w:tr>
       <w:tr>
-        <w:tblPrEx>
-          <w:tblCellMar>
-            <w:top w:w="0" w:type="dxa"/>
-            <w:bottom w:w="0" w:type="dxa"/>
-          </w:tblCellMar>
-        </w:tblPrEx>
         <w:tc>
           <w:tcPr>
             <w:tcW w:w="3600" w:type="dxa"/>
@@ -448,6 +556,7 @@
             </w:tcMar>
           </w:tcPr>
           <w:p>
+            <w:proofErr w:type="spellStart"/>
             <w:r>
               <w:rPr>
                 <w:rFonts w:eastAsia="Courier New"/>
@@ -455,7 +564,17 @@
                 <w:sz w:val="22"/>
                 <w:szCs w:val="22"/>
               </w:rPr>
-              <w:t>estimulo_practica (× 20)</w:t>
+              <w:t>estimulo_practica</w:t>
+            </w:r>
+            <w:proofErr w:type="spellEnd"/>
+            <w:r>
+              <w:rPr>
+                <w:rFonts w:eastAsia="Courier New"/>
+                <w:color w:val="000000"/>
+                <w:sz w:val="22"/>
+                <w:szCs w:val="22"/>
+              </w:rPr>
+              <w:t xml:space="preserve"> (× 20)</w:t>
             </w:r>
           </w:p>
         </w:tc>
@@ -511,18 +630,48 @@
                 <w:sz w:val="22"/>
                 <w:szCs w:val="22"/>
               </w:rPr>
-              <w:t>Barra espaciadora (Go) / Automático (No-Go)</w:t>
+              <w:t>Barra espaciadora (</w:t>
+            </w:r>
+            <w:proofErr w:type="spellStart"/>
+            <w:r>
+              <w:rPr>
+                <w:color w:val="000000"/>
+                <w:sz w:val="22"/>
+                <w:szCs w:val="22"/>
+              </w:rPr>
+              <w:t>Go</w:t>
+            </w:r>
+            <w:proofErr w:type="spellEnd"/>
+            <w:r>
+              <w:rPr>
+                <w:color w:val="000000"/>
+                <w:sz w:val="22"/>
+                <w:szCs w:val="22"/>
+              </w:rPr>
+              <w:t>) / Automático (No-</w:t>
+            </w:r>
+            <w:proofErr w:type="spellStart"/>
+            <w:r>
+              <w:rPr>
+                <w:color w:val="000000"/>
+                <w:sz w:val="22"/>
+                <w:szCs w:val="22"/>
+              </w:rPr>
+              <w:t>Go</w:t>
+            </w:r>
+            <w:proofErr w:type="spellEnd"/>
+            <w:r>
+              <w:rPr>
+                <w:color w:val="000000"/>
+                <w:sz w:val="22"/>
+                <w:szCs w:val="22"/>
+              </w:rPr>
+              <w:t>)</w:t>
             </w:r>
           </w:p>
         </w:tc>
       </w:tr>
       <w:tr>
-        <w:tblPrEx>
-          <w:tblCellMar>
-            <w:top w:w="0" w:type="dxa"/>
-            <w:bottom w:w="0" w:type="dxa"/>
-          </w:tblCellMar>
-        </w:tblPrEx>
         <w:tc>
           <w:tcPr>
             <w:tcW w:w="3600" w:type="dxa"/>
@@ -541,6 +690,7 @@
             </w:tcMar>
           </w:tcPr>
           <w:p>
+            <w:proofErr w:type="spellStart"/>
             <w:r>
               <w:rPr>
                 <w:rFonts w:eastAsia="Courier New"/>
@@ -550,6 +700,7 @@
               </w:rPr>
               <w:t>feedback_practica</w:t>
             </w:r>
+            <w:proofErr w:type="spellEnd"/>
             <w:r>
               <w:rPr>
                 <w:rFonts w:eastAsia="Courier New"/>
@@ -557,16 +708,7 @@
                 <w:sz w:val="22"/>
                 <w:szCs w:val="22"/>
               </w:rPr>
-              <w:t xml:space="preserve"> </w:t>
-            </w:r>
-            <w:r>
-              <w:rPr>
-                <w:rFonts w:eastAsia="Courier New"/>
-                <w:color w:val="000000"/>
-                <w:sz w:val="22"/>
-                <w:szCs w:val="22"/>
-              </w:rPr>
-              <w:t>(× 20)</w:t>
+              <w:t xml:space="preserve"> (× 20)</w:t>
             </w:r>
           </w:p>
         </w:tc>
@@ -628,12 +770,6 @@
         </w:tc>
       </w:tr>
       <w:tr>
-        <w:tblPrEx>
-          <w:tblCellMar>
-            <w:top w:w="0" w:type="dxa"/>
-            <w:bottom w:w="0" w:type="dxa"/>
-          </w:tblCellMar>
-        </w:tblPrEx>
         <w:tc>
           <w:tcPr>
             <w:tcW w:w="3600" w:type="dxa"/>
@@ -652,6 +788,7 @@
             </w:tcMar>
           </w:tcPr>
           <w:p>
+            <w:proofErr w:type="spellStart"/>
             <w:r>
               <w:rPr>
                 <w:rFonts w:eastAsia="Courier New"/>
@@ -661,6 +798,7 @@
               </w:rPr>
               <w:t>fin_practica</w:t>
             </w:r>
+            <w:proofErr w:type="spellEnd"/>
           </w:p>
         </w:tc>
         <w:tc>
@@ -687,15 +825,7 @@
                 <w:sz w:val="22"/>
                 <w:szCs w:val="22"/>
               </w:rPr>
-              <w:t>5</w:t>
-            </w:r>
-            <w:r>
-              <w:rPr>
-                <w:color w:val="000000"/>
-                <w:sz w:val="22"/>
-                <w:szCs w:val="22"/>
-              </w:rPr>
-              <w:t xml:space="preserve"> s</w:t>
+              <w:t>5 s</w:t>
             </w:r>
           </w:p>
         </w:tc>
@@ -729,12 +859,6 @@
         </w:tc>
       </w:tr>
       <w:tr>
-        <w:tblPrEx>
-          <w:tblCellMar>
-            <w:top w:w="0" w:type="dxa"/>
-            <w:bottom w:w="0" w:type="dxa"/>
-          </w:tblCellMar>
-        </w:tblPrEx>
         <w:tc>
           <w:tcPr>
             <w:tcW w:w="3600" w:type="dxa"/>
@@ -822,12 +946,6 @@
         </w:tc>
       </w:tr>
       <w:tr>
-        <w:tblPrEx>
-          <w:tblCellMar>
-            <w:top w:w="0" w:type="dxa"/>
-            <w:bottom w:w="0" w:type="dxa"/>
-          </w:tblCellMar>
-        </w:tblPrEx>
         <w:tc>
           <w:tcPr>
             <w:tcW w:w="3600" w:type="dxa"/>
@@ -846,6 +964,7 @@
             </w:tcMar>
           </w:tcPr>
           <w:p>
+            <w:proofErr w:type="spellStart"/>
             <w:r>
               <w:rPr>
                 <w:rFonts w:eastAsia="Courier New"/>
@@ -855,6 +974,7 @@
               </w:rPr>
               <w:t>instrucciones_experimental</w:t>
             </w:r>
+            <w:proofErr w:type="spellEnd"/>
           </w:p>
         </w:tc>
         <w:tc>
@@ -915,12 +1035,6 @@
         </w:tc>
       </w:tr>
       <w:tr>
-        <w:tblPrEx>
-          <w:tblCellMar>
-            <w:top w:w="0" w:type="dxa"/>
-            <w:bottom w:w="0" w:type="dxa"/>
-          </w:tblCellMar>
-        </w:tblPrEx>
         <w:tc>
           <w:tcPr>
             <w:tcW w:w="3600" w:type="dxa"/>
@@ -939,6 +1053,7 @@
             </w:tcMar>
           </w:tcPr>
           <w:p>
+            <w:proofErr w:type="spellStart"/>
             <w:r>
               <w:rPr>
                 <w:rFonts w:eastAsia="Courier New"/>
@@ -946,7 +1061,17 @@
                 <w:sz w:val="22"/>
                 <w:szCs w:val="22"/>
               </w:rPr>
-              <w:t>estimulo_experimental (× 80)</w:t>
+              <w:t>estimulo_experimental</w:t>
+            </w:r>
+            <w:proofErr w:type="spellEnd"/>
+            <w:r>
+              <w:rPr>
+                <w:rFonts w:eastAsia="Courier New"/>
+                <w:color w:val="000000"/>
+                <w:sz w:val="22"/>
+                <w:szCs w:val="22"/>
+              </w:rPr>
+              <w:t xml:space="preserve"> (× 80)</w:t>
             </w:r>
           </w:p>
         </w:tc>
@@ -1002,18 +1127,48 @@
                 <w:sz w:val="22"/>
                 <w:szCs w:val="22"/>
               </w:rPr>
-              <w:t>Barra espaciadora (Go) / Automático (No-Go)</w:t>
+              <w:t>Barra espaciadora (</w:t>
+            </w:r>
+            <w:proofErr w:type="spellStart"/>
+            <w:r>
+              <w:rPr>
+                <w:color w:val="000000"/>
+                <w:sz w:val="22"/>
+                <w:szCs w:val="22"/>
+              </w:rPr>
+              <w:t>Go</w:t>
+            </w:r>
+            <w:proofErr w:type="spellEnd"/>
+            <w:r>
+              <w:rPr>
+                <w:color w:val="000000"/>
+                <w:sz w:val="22"/>
+                <w:szCs w:val="22"/>
+              </w:rPr>
+              <w:t>) / Automático (No-</w:t>
+            </w:r>
+            <w:proofErr w:type="spellStart"/>
+            <w:r>
+              <w:rPr>
+                <w:color w:val="000000"/>
+                <w:sz w:val="22"/>
+                <w:szCs w:val="22"/>
+              </w:rPr>
+              <w:t>Go</w:t>
+            </w:r>
+            <w:proofErr w:type="spellEnd"/>
+            <w:r>
+              <w:rPr>
+                <w:color w:val="000000"/>
+                <w:sz w:val="22"/>
+                <w:szCs w:val="22"/>
+              </w:rPr>
+              <w:t>)</w:t>
             </w:r>
           </w:p>
         </w:tc>
       </w:tr>
       <w:tr>
-        <w:tblPrEx>
-          <w:tblCellMar>
-            <w:top w:w="0" w:type="dxa"/>
-            <w:bottom w:w="0" w:type="dxa"/>
-          </w:tblCellMar>
-        </w:tblPrEx>
         <w:tc>
           <w:tcPr>
             <w:tcW w:w="3600" w:type="dxa"/>
@@ -1141,12 +1296,6 @@
         </w:tc>
       </w:tr>
       <w:tr>
-        <w:tblPrEx>
-          <w:tblCellMar>
-            <w:top w:w="0" w:type="dxa"/>
-            <w:bottom w:w="0" w:type="dxa"/>
-          </w:tblCellMar>
-        </w:tblPrEx>
         <w:tc>
           <w:tcPr>
             <w:tcW w:w="3600" w:type="dxa"/>
@@ -1165,6 +1314,7 @@
             </w:tcMar>
           </w:tcPr>
           <w:p>
+            <w:proofErr w:type="spellStart"/>
             <w:r>
               <w:rPr>
                 <w:rFonts w:eastAsia="Courier New"/>
@@ -1174,6 +1324,7 @@
               </w:rPr>
               <w:t>fin_experimento</w:t>
             </w:r>
+            <w:proofErr w:type="spellEnd"/>
           </w:p>
         </w:tc>
         <w:tc>
@@ -1255,7 +1406,97 @@
           <w:sz w:val="20"/>
           <w:szCs w:val="20"/>
         </w:rPr>
-        <w:t>En los trials No-Go el estímulo permanece en pantalla hasta que transcurren los 1000 ms. El Keyboard component no debe registrar respuesta en No-Go. La cruz de fijación (ITI de 500 ms) separa cada trial.</w:t>
+        <w:t xml:space="preserve">En los </w:t>
+      </w:r>
+      <w:proofErr w:type="spellStart"/>
+      <w:r>
+        <w:rPr>
+          <w:color w:val="000000"/>
+          <w:sz w:val="20"/>
+          <w:szCs w:val="20"/>
+        </w:rPr>
+        <w:t>trials</w:t>
+      </w:r>
+      <w:proofErr w:type="spellEnd"/>
+      <w:r>
+        <w:rPr>
+          <w:color w:val="000000"/>
+          <w:sz w:val="20"/>
+          <w:szCs w:val="20"/>
+        </w:rPr>
+        <w:t xml:space="preserve"> No-</w:t>
+      </w:r>
+      <w:proofErr w:type="spellStart"/>
+      <w:r>
+        <w:rPr>
+          <w:color w:val="000000"/>
+          <w:sz w:val="20"/>
+          <w:szCs w:val="20"/>
+        </w:rPr>
+        <w:t>Go</w:t>
+      </w:r>
+      <w:proofErr w:type="spellEnd"/>
+      <w:r>
+        <w:rPr>
+          <w:color w:val="000000"/>
+          <w:sz w:val="20"/>
+          <w:szCs w:val="20"/>
+        </w:rPr>
+        <w:t xml:space="preserve"> el estímulo permanece en pantalla hasta que transcurren los 1000 ms. El </w:t>
+      </w:r>
+      <w:proofErr w:type="spellStart"/>
+      <w:r>
+        <w:rPr>
+          <w:color w:val="000000"/>
+          <w:sz w:val="20"/>
+          <w:szCs w:val="20"/>
+        </w:rPr>
+        <w:t>Keyboard</w:t>
+      </w:r>
+      <w:proofErr w:type="spellEnd"/>
+      <w:r>
+        <w:rPr>
+          <w:color w:val="000000"/>
+          <w:sz w:val="20"/>
+          <w:szCs w:val="20"/>
+        </w:rPr>
+        <w:t xml:space="preserve"> </w:t>
+      </w:r>
+      <w:proofErr w:type="spellStart"/>
+      <w:r>
+        <w:rPr>
+          <w:color w:val="000000"/>
+          <w:sz w:val="20"/>
+          <w:szCs w:val="20"/>
+        </w:rPr>
+        <w:t>component</w:t>
+      </w:r>
+      <w:proofErr w:type="spellEnd"/>
+      <w:r>
+        <w:rPr>
+          <w:color w:val="000000"/>
+          <w:sz w:val="20"/>
+          <w:szCs w:val="20"/>
+        </w:rPr>
+        <w:t xml:space="preserve"> no debe registrar respuesta en No-</w:t>
+      </w:r>
+      <w:proofErr w:type="spellStart"/>
+      <w:r>
+        <w:rPr>
+          <w:color w:val="000000"/>
+          <w:sz w:val="20"/>
+          <w:szCs w:val="20"/>
+        </w:rPr>
+        <w:t>Go</w:t>
+      </w:r>
+      <w:proofErr w:type="spellEnd"/>
+      <w:r>
+        <w:rPr>
+          <w:color w:val="000000"/>
+          <w:sz w:val="20"/>
+          <w:szCs w:val="20"/>
+        </w:rPr>
+        <w:t>. La cruz de fijación (ITI de 500 ms) separa cada trial.</w:t>
       </w:r>
     </w:p>
     <w:p>
@@ -1275,6 +1516,7 @@
       <w:pPr>
         <w:spacing w:before="40" w:after="120" w:line="276" w:lineRule="auto"/>
       </w:pPr>
+      <w:proofErr w:type="spellStart"/>
       <w:r>
         <w:rPr>
           <w:i/>
@@ -1283,32 +1525,38 @@
           <w:sz w:val="22"/>
           <w:szCs w:val="22"/>
         </w:rPr>
-        <w:t xml:space="preserve">Routine: </w:t>
-      </w:r>
-      <w:r>
-        <w:rPr>
-          <w:rFonts w:eastAsia="Courier New"/>
+        <w:t>Routine</w:t>
+      </w:r>
+      <w:proofErr w:type="spellEnd"/>
+      <w:r>
+        <w:rPr>
+          <w:i/>
+          <w:iCs/>
           <w:color w:val="000000"/>
           <w:sz w:val="22"/>
           <w:szCs w:val="22"/>
         </w:rPr>
-        <w:t>instrucciones</w:t>
-      </w:r>
-      <w:r>
-        <w:rPr>
-          <w:i/>
-          <w:iCs/>
+        <w:t xml:space="preserve">: </w:t>
+      </w:r>
+      <w:r>
+        <w:rPr>
+          <w:rFonts w:eastAsia="Courier New"/>
           <w:color w:val="000000"/>
           <w:sz w:val="22"/>
           <w:szCs w:val="22"/>
         </w:rPr>
+        <w:t>instrucciones</w:t>
+      </w:r>
+      <w:r>
+        <w:rPr>
+          <w:i/>
+          <w:iCs/>
+          <w:color w:val="000000"/>
+          <w:sz w:val="22"/>
+          <w:szCs w:val="22"/>
+        </w:rPr>
         <w:t xml:space="preserve"> |   Duración: Ilimitada   |   Avance: barra espaciadora</w:t>
       </w:r>
-    </w:p>
-    <w:p>
-      <w:pPr>
-        <w:spacing w:before="80"/>
-      </w:pPr>
     </w:p>
     <w:tbl>
       <w:tblPr>
@@ -1331,12 +1579,6 @@
         <w:gridCol w:w="9026"/>
       </w:tblGrid>
       <w:tr>
-        <w:tblPrEx>
-          <w:tblCellMar>
-            <w:top w:w="0" w:type="dxa"/>
-            <w:bottom w:w="0" w:type="dxa"/>
-          </w:tblCellMar>
-        </w:tblPrEx>
         <w:tc>
           <w:tcPr>
             <w:tcW w:w="9026" w:type="dxa"/>
@@ -1364,7 +1606,25 @@
                 <w:sz w:val="22"/>
                 <w:szCs w:val="22"/>
               </w:rPr>
-              <w:t>Bienvenido/a a esta tarea.</w:t>
+              <w:t xml:space="preserve">Bienvenido/a </w:t>
+            </w:r>
+            <w:proofErr w:type="spellStart"/>
+            <w:r>
+              <w:rPr>
+                <w:color w:val="000000"/>
+                <w:sz w:val="22"/>
+                <w:szCs w:val="22"/>
+              </w:rPr>
+              <w:t>a</w:t>
+            </w:r>
+            <w:proofErr w:type="spellEnd"/>
+            <w:r>
+              <w:rPr>
+                <w:color w:val="000000"/>
+                <w:sz w:val="22"/>
+                <w:szCs w:val="22"/>
+              </w:rPr>
+              <w:t xml:space="preserve"> esta tarea.</w:t>
             </w:r>
           </w:p>
           <w:p>
@@ -1403,7 +1663,29 @@
                 <w:sz w:val="22"/>
                 <w:szCs w:val="22"/>
               </w:rPr>
-              <w:t>Círculo verde  →  Presiona la barra espaciadora lo más rápido posible</w:t>
+              <w:t xml:space="preserve">Círculo </w:t>
+            </w:r>
+            <w:proofErr w:type="gramStart"/>
+            <w:r>
+              <w:rPr>
+                <w:b/>
+                <w:bCs/>
+                <w:color w:val="000000"/>
+                <w:sz w:val="22"/>
+                <w:szCs w:val="22"/>
+              </w:rPr>
+              <w:t>verde  →</w:t>
+            </w:r>
+            <w:proofErr w:type="gramEnd"/>
+            <w:r>
+              <w:rPr>
+                <w:b/>
+                <w:bCs/>
+                <w:color w:val="000000"/>
+                <w:sz w:val="22"/>
+                <w:szCs w:val="22"/>
+              </w:rPr>
+              <w:t xml:space="preserve">  Presiona la barra espaciadora lo más rápido posible</w:t>
             </w:r>
           </w:p>
           <w:p>
@@ -1424,7 +1706,29 @@
                 <w:sz w:val="22"/>
                 <w:szCs w:val="22"/>
               </w:rPr>
-              <w:t>Cuadrado rojo  →  No presiones ninguna tecla</w:t>
+              <w:t xml:space="preserve">Cuadrado </w:t>
+            </w:r>
+            <w:proofErr w:type="gramStart"/>
+            <w:r>
+              <w:rPr>
+                <w:b/>
+                <w:bCs/>
+                <w:color w:val="000000"/>
+                <w:sz w:val="22"/>
+                <w:szCs w:val="22"/>
+              </w:rPr>
+              <w:t>rojo  →</w:t>
+            </w:r>
+            <w:proofErr w:type="gramEnd"/>
+            <w:r>
+              <w:rPr>
+                <w:b/>
+                <w:bCs/>
+                <w:color w:val="000000"/>
+                <w:sz w:val="22"/>
+                <w:szCs w:val="22"/>
+              </w:rPr>
+              <w:t xml:space="preserve">  No presiones ninguna tecla</w:t>
             </w:r>
           </w:p>
           <w:p>
@@ -1498,8 +1802,31 @@
           <w:sz w:val="20"/>
           <w:szCs w:val="20"/>
         </w:rPr>
-        <w:t xml:space="preserve">Componente Image o Text. </w:t>
-      </w:r>
+        <w:t xml:space="preserve">Componente </w:t>
+      </w:r>
+      <w:proofErr w:type="spellStart"/>
+      <w:r>
+        <w:rPr>
+          <w:i/>
+          <w:iCs/>
+          <w:color w:val="444444"/>
+          <w:sz w:val="20"/>
+          <w:szCs w:val="20"/>
+        </w:rPr>
+        <w:t>Image</w:t>
+      </w:r>
+      <w:proofErr w:type="spellEnd"/>
+      <w:r>
+        <w:rPr>
+          <w:i/>
+          <w:iCs/>
+          <w:color w:val="444444"/>
+          <w:sz w:val="20"/>
+          <w:szCs w:val="20"/>
+        </w:rPr>
+        <w:t xml:space="preserve"> o Text. </w:t>
+      </w:r>
+      <w:proofErr w:type="spellStart"/>
       <w:r>
         <w:rPr>
           <w:i/>
@@ -1509,7 +1836,45 @@
           <w:szCs w:val="20"/>
           <w:lang w:val="en-US"/>
         </w:rPr>
-        <w:t>Componente Keyboard: allowedKeys = ['space'].</w:t>
+        <w:t>Componente</w:t>
+      </w:r>
+      <w:proofErr w:type="spellEnd"/>
+      <w:r>
+        <w:rPr>
+          <w:i/>
+          <w:iCs/>
+          <w:color w:val="444444"/>
+          <w:sz w:val="20"/>
+          <w:szCs w:val="20"/>
+          <w:lang w:val="en-US"/>
+        </w:rPr>
+        <w:t xml:space="preserve"> Keyboard: </w:t>
+      </w:r>
+      <w:proofErr w:type="spellStart"/>
+      <w:proofErr w:type="gramStart"/>
+      <w:r>
+        <w:rPr>
+          <w:i/>
+          <w:iCs/>
+          <w:color w:val="444444"/>
+          <w:sz w:val="20"/>
+          <w:szCs w:val="20"/>
+          <w:lang w:val="en-US"/>
+        </w:rPr>
+        <w:t>allowedKeys</w:t>
+      </w:r>
+      <w:proofErr w:type="spellEnd"/>
+      <w:proofErr w:type="gramEnd"/>
+      <w:r>
+        <w:rPr>
+          <w:i/>
+          <w:iCs/>
+          <w:color w:val="444444"/>
+          <w:sz w:val="20"/>
+          <w:szCs w:val="20"/>
+          <w:lang w:val="en-US"/>
+        </w:rPr>
+        <w:t xml:space="preserve"> = ['space'].</w:t>
       </w:r>
     </w:p>
     <w:p>
@@ -1527,13 +1892,25 @@
           <w:lang w:val="en-US"/>
         </w:rPr>
         <w:lastRenderedPageBreak/>
-        <w:t>2. instrucciones_practica</w:t>
-      </w:r>
+        <w:t xml:space="preserve">2. </w:t>
+      </w:r>
+      <w:proofErr w:type="spellStart"/>
+      <w:r>
+        <w:rPr>
+          <w:b/>
+          <w:bCs/>
+          <w:color w:val="000000"/>
+          <w:lang w:val="en-US"/>
+        </w:rPr>
+        <w:t>instrucciones_practica</w:t>
+      </w:r>
+      <w:proofErr w:type="spellEnd"/>
     </w:p>
     <w:p>
       <w:pPr>
         <w:spacing w:before="40" w:after="120" w:line="276" w:lineRule="auto"/>
       </w:pPr>
+      <w:proofErr w:type="spellStart"/>
       <w:r>
         <w:rPr>
           <w:i/>
@@ -1542,32 +1919,40 @@
           <w:sz w:val="22"/>
           <w:szCs w:val="22"/>
         </w:rPr>
-        <w:t xml:space="preserve">Routine: </w:t>
-      </w:r>
-      <w:r>
-        <w:rPr>
-          <w:rFonts w:eastAsia="Courier New"/>
+        <w:t>Routine</w:t>
+      </w:r>
+      <w:proofErr w:type="spellEnd"/>
+      <w:r>
+        <w:rPr>
+          <w:i/>
+          <w:iCs/>
           <w:color w:val="000000"/>
           <w:sz w:val="22"/>
           <w:szCs w:val="22"/>
         </w:rPr>
-        <w:t>instrucciones_practica</w:t>
-      </w:r>
-      <w:r>
-        <w:rPr>
-          <w:i/>
-          <w:iCs/>
+        <w:t xml:space="preserve">: </w:t>
+      </w:r>
+      <w:proofErr w:type="spellStart"/>
+      <w:r>
+        <w:rPr>
+          <w:rFonts w:eastAsia="Courier New"/>
           <w:color w:val="000000"/>
           <w:sz w:val="22"/>
           <w:szCs w:val="22"/>
         </w:rPr>
+        <w:t>instrucciones_practica</w:t>
+      </w:r>
+      <w:proofErr w:type="spellEnd"/>
+      <w:r>
+        <w:rPr>
+          <w:i/>
+          <w:iCs/>
+          <w:color w:val="000000"/>
+          <w:sz w:val="22"/>
+          <w:szCs w:val="22"/>
+        </w:rPr>
         <w:t xml:space="preserve">   |   Duración: Ilimitada   |   Avance: barra espaciadora</w:t>
       </w:r>
-    </w:p>
-    <w:p>
-      <w:pPr>
-        <w:spacing w:before="80"/>
-      </w:pPr>
     </w:p>
     <w:tbl>
       <w:tblPr>
@@ -1590,12 +1975,6 @@
         <w:gridCol w:w="9026"/>
       </w:tblGrid>
       <w:tr>
-        <w:tblPrEx>
-          <w:tblCellMar>
-            <w:top w:w="0" w:type="dxa"/>
-            <w:bottom w:w="0" w:type="dxa"/>
-          </w:tblCellMar>
-        </w:tblPrEx>
         <w:tc>
           <w:tcPr>
             <w:tcW w:w="9026" w:type="dxa"/>
@@ -1662,7 +2041,29 @@
                 <w:sz w:val="22"/>
                 <w:szCs w:val="22"/>
               </w:rPr>
-              <w:t>Círculo verde  →  Presiona la barra espaciadora</w:t>
+              <w:t xml:space="preserve">Círculo </w:t>
+            </w:r>
+            <w:proofErr w:type="gramStart"/>
+            <w:r>
+              <w:rPr>
+                <w:b/>
+                <w:bCs/>
+                <w:color w:val="000000"/>
+                <w:sz w:val="22"/>
+                <w:szCs w:val="22"/>
+              </w:rPr>
+              <w:t>verde  →</w:t>
+            </w:r>
+            <w:proofErr w:type="gramEnd"/>
+            <w:r>
+              <w:rPr>
+                <w:b/>
+                <w:bCs/>
+                <w:color w:val="000000"/>
+                <w:sz w:val="22"/>
+                <w:szCs w:val="22"/>
+              </w:rPr>
+              <w:t xml:space="preserve">  Presiona la barra espaciadora</w:t>
             </w:r>
           </w:p>
           <w:p>
@@ -1683,7 +2084,29 @@
                 <w:sz w:val="22"/>
                 <w:szCs w:val="22"/>
               </w:rPr>
-              <w:t>Cuadrado rojo  →  No presiones ninguna tecla</w:t>
+              <w:t xml:space="preserve">Cuadrado </w:t>
+            </w:r>
+            <w:proofErr w:type="gramStart"/>
+            <w:r>
+              <w:rPr>
+                <w:b/>
+                <w:bCs/>
+                <w:color w:val="000000"/>
+                <w:sz w:val="22"/>
+                <w:szCs w:val="22"/>
+              </w:rPr>
+              <w:t>rojo  →</w:t>
+            </w:r>
+            <w:proofErr w:type="gramEnd"/>
+            <w:r>
+              <w:rPr>
+                <w:b/>
+                <w:bCs/>
+                <w:color w:val="000000"/>
+                <w:sz w:val="22"/>
+                <w:szCs w:val="22"/>
+              </w:rPr>
+              <w:t xml:space="preserve">  No presiones ninguna tecla</w:t>
             </w:r>
           </w:p>
           <w:p>
@@ -1747,8 +2170,31 @@
           <w:sz w:val="20"/>
           <w:szCs w:val="20"/>
         </w:rPr>
-        <w:t xml:space="preserve">Componente Image o Text. </w:t>
-      </w:r>
+        <w:t xml:space="preserve">Componente </w:t>
+      </w:r>
+      <w:proofErr w:type="spellStart"/>
+      <w:r>
+        <w:rPr>
+          <w:i/>
+          <w:iCs/>
+          <w:color w:val="444444"/>
+          <w:sz w:val="20"/>
+          <w:szCs w:val="20"/>
+        </w:rPr>
+        <w:t>Image</w:t>
+      </w:r>
+      <w:proofErr w:type="spellEnd"/>
+      <w:r>
+        <w:rPr>
+          <w:i/>
+          <w:iCs/>
+          <w:color w:val="444444"/>
+          <w:sz w:val="20"/>
+          <w:szCs w:val="20"/>
+        </w:rPr>
+        <w:t xml:space="preserve"> o Text. </w:t>
+      </w:r>
+      <w:proofErr w:type="spellStart"/>
       <w:r>
         <w:rPr>
           <w:i/>
@@ -1758,7 +2204,45 @@
           <w:szCs w:val="20"/>
           <w:lang w:val="en-US"/>
         </w:rPr>
-        <w:t>Componente Keyboard: allowedKeys = ['space'].</w:t>
+        <w:t>Componente</w:t>
+      </w:r>
+      <w:proofErr w:type="spellEnd"/>
+      <w:r>
+        <w:rPr>
+          <w:i/>
+          <w:iCs/>
+          <w:color w:val="444444"/>
+          <w:sz w:val="20"/>
+          <w:szCs w:val="20"/>
+          <w:lang w:val="en-US"/>
+        </w:rPr>
+        <w:t xml:space="preserve"> Keyboard: </w:t>
+      </w:r>
+      <w:proofErr w:type="spellStart"/>
+      <w:proofErr w:type="gramStart"/>
+      <w:r>
+        <w:rPr>
+          <w:i/>
+          <w:iCs/>
+          <w:color w:val="444444"/>
+          <w:sz w:val="20"/>
+          <w:szCs w:val="20"/>
+          <w:lang w:val="en-US"/>
+        </w:rPr>
+        <w:t>allowedKeys</w:t>
+      </w:r>
+      <w:proofErr w:type="spellEnd"/>
+      <w:proofErr w:type="gramEnd"/>
+      <w:r>
+        <w:rPr>
+          <w:i/>
+          <w:iCs/>
+          <w:color w:val="444444"/>
+          <w:sz w:val="20"/>
+          <w:szCs w:val="20"/>
+          <w:lang w:val="en-US"/>
+        </w:rPr>
+        <w:t xml:space="preserve"> = ['space'].</w:t>
       </w:r>
     </w:p>
     <w:p>
@@ -1775,13 +2259,25 @@
           <w:color w:val="000000"/>
           <w:lang w:val="en-US"/>
         </w:rPr>
-        <w:t>3. feedback_practica</w:t>
-      </w:r>
+        <w:t xml:space="preserve">3. </w:t>
+      </w:r>
+      <w:proofErr w:type="spellStart"/>
+      <w:r>
+        <w:rPr>
+          <w:b/>
+          <w:bCs/>
+          <w:color w:val="000000"/>
+          <w:lang w:val="en-US"/>
+        </w:rPr>
+        <w:t>feedback_practica</w:t>
+      </w:r>
+      <w:proofErr w:type="spellEnd"/>
     </w:p>
     <w:p>
       <w:pPr>
         <w:spacing w:before="40" w:after="120" w:line="276" w:lineRule="auto"/>
       </w:pPr>
+      <w:proofErr w:type="spellStart"/>
       <w:r>
         <w:rPr>
           <w:i/>
@@ -1790,17 +2286,30 @@
           <w:sz w:val="22"/>
           <w:szCs w:val="22"/>
         </w:rPr>
-        <w:t xml:space="preserve">Routine: </w:t>
-      </w:r>
-      <w:r>
-        <w:rPr>
-          <w:rFonts w:eastAsia="Courier New"/>
+        <w:t>Routine</w:t>
+      </w:r>
+      <w:proofErr w:type="spellEnd"/>
+      <w:r>
+        <w:rPr>
+          <w:i/>
+          <w:iCs/>
           <w:color w:val="000000"/>
           <w:sz w:val="22"/>
           <w:szCs w:val="22"/>
         </w:rPr>
+        <w:t xml:space="preserve">: </w:t>
+      </w:r>
+      <w:proofErr w:type="spellStart"/>
+      <w:r>
+        <w:rPr>
+          <w:rFonts w:eastAsia="Courier New"/>
+          <w:color w:val="000000"/>
+          <w:sz w:val="22"/>
+          <w:szCs w:val="22"/>
+        </w:rPr>
         <w:t>feedback_practica</w:t>
       </w:r>
+      <w:proofErr w:type="spellEnd"/>
       <w:r>
         <w:rPr>
           <w:i/>
@@ -1833,12 +2342,6 @@
         <w:gridCol w:w="9026"/>
       </w:tblGrid>
       <w:tr>
-        <w:tblPrEx>
-          <w:tblCellMar>
-            <w:top w:w="0" w:type="dxa"/>
-            <w:bottom w:w="0" w:type="dxa"/>
-          </w:tblCellMar>
-        </w:tblPrEx>
         <w:tc>
           <w:tcPr>
             <w:tcW w:w="9026" w:type="dxa"/>
@@ -1969,7 +2472,239 @@
           <w:sz w:val="20"/>
           <w:szCs w:val="20"/>
         </w:rPr>
-        <w:t>Componente Code en Begin Routine evalúa es_go y key_resp_practica.keys. Tres mensajes posibles: correcto (Go con respuesta o No-Go sin respuesta), incorrecto por omisión (Go sin respuesta), incorrecto por comisión (No-Go con respuesta). Componente Text: $mensaje_feedback, set every repeat.</w:t>
+        <w:t xml:space="preserve">Componente Code en Begin </w:t>
+      </w:r>
+      <w:proofErr w:type="spellStart"/>
+      <w:r>
+        <w:rPr>
+          <w:i/>
+          <w:iCs/>
+          <w:color w:val="444444"/>
+          <w:sz w:val="20"/>
+          <w:szCs w:val="20"/>
+        </w:rPr>
+        <w:t>Routine</w:t>
+      </w:r>
+      <w:proofErr w:type="spellEnd"/>
+      <w:r>
+        <w:rPr>
+          <w:i/>
+          <w:iCs/>
+          <w:color w:val="444444"/>
+          <w:sz w:val="20"/>
+          <w:szCs w:val="20"/>
+        </w:rPr>
+        <w:t xml:space="preserve"> evalúa </w:t>
+      </w:r>
+      <w:proofErr w:type="spellStart"/>
+      <w:r>
+        <w:rPr>
+          <w:i/>
+          <w:iCs/>
+          <w:color w:val="444444"/>
+          <w:sz w:val="20"/>
+          <w:szCs w:val="20"/>
+        </w:rPr>
+        <w:t>es_go</w:t>
+      </w:r>
+      <w:proofErr w:type="spellEnd"/>
+      <w:r>
+        <w:rPr>
+          <w:i/>
+          <w:iCs/>
+          <w:color w:val="444444"/>
+          <w:sz w:val="20"/>
+          <w:szCs w:val="20"/>
+        </w:rPr>
+        <w:t xml:space="preserve"> y </w:t>
+      </w:r>
+      <w:proofErr w:type="spellStart"/>
+      <w:r>
+        <w:rPr>
+          <w:i/>
+          <w:iCs/>
+          <w:color w:val="444444"/>
+          <w:sz w:val="20"/>
+          <w:szCs w:val="20"/>
+        </w:rPr>
+        <w:t>key_resp_</w:t>
+      </w:r>
+      <w:proofErr w:type="gramStart"/>
+      <w:r>
+        <w:rPr>
+          <w:i/>
+          <w:iCs/>
+          <w:color w:val="444444"/>
+          <w:sz w:val="20"/>
+          <w:szCs w:val="20"/>
+        </w:rPr>
+        <w:t>practica.keys</w:t>
+      </w:r>
+      <w:proofErr w:type="spellEnd"/>
+      <w:proofErr w:type="gramEnd"/>
+      <w:r>
+        <w:rPr>
+          <w:i/>
+          <w:iCs/>
+          <w:color w:val="444444"/>
+          <w:sz w:val="20"/>
+          <w:szCs w:val="20"/>
+        </w:rPr>
+        <w:t>. Tres mensajes posibles: correcto (</w:t>
+      </w:r>
+      <w:proofErr w:type="spellStart"/>
+      <w:r>
+        <w:rPr>
+          <w:i/>
+          <w:iCs/>
+          <w:color w:val="444444"/>
+          <w:sz w:val="20"/>
+          <w:szCs w:val="20"/>
+        </w:rPr>
+        <w:t>Go</w:t>
+      </w:r>
+      <w:proofErr w:type="spellEnd"/>
+      <w:r>
+        <w:rPr>
+          <w:i/>
+          <w:iCs/>
+          <w:color w:val="444444"/>
+          <w:sz w:val="20"/>
+          <w:szCs w:val="20"/>
+        </w:rPr>
+        <w:t xml:space="preserve"> con respuesta o No-</w:t>
+      </w:r>
+      <w:proofErr w:type="spellStart"/>
+      <w:r>
+        <w:rPr>
+          <w:i/>
+          <w:iCs/>
+          <w:color w:val="444444"/>
+          <w:sz w:val="20"/>
+          <w:szCs w:val="20"/>
+        </w:rPr>
+        <w:t>Go</w:t>
+      </w:r>
+      <w:proofErr w:type="spellEnd"/>
+      <w:r>
+        <w:rPr>
+          <w:i/>
+          <w:iCs/>
+          <w:color w:val="444444"/>
+          <w:sz w:val="20"/>
+          <w:szCs w:val="20"/>
+        </w:rPr>
+        <w:t xml:space="preserve"> sin respuesta), incorrecto por omisión (</w:t>
+      </w:r>
+      <w:proofErr w:type="spellStart"/>
+      <w:r>
+        <w:rPr>
+          <w:i/>
+          <w:iCs/>
+          <w:color w:val="444444"/>
+          <w:sz w:val="20"/>
+          <w:szCs w:val="20"/>
+        </w:rPr>
+        <w:t>Go</w:t>
+      </w:r>
+      <w:proofErr w:type="spellEnd"/>
+      <w:r>
+        <w:rPr>
+          <w:i/>
+          <w:iCs/>
+          <w:color w:val="444444"/>
+          <w:sz w:val="20"/>
+          <w:szCs w:val="20"/>
+        </w:rPr>
+        <w:t xml:space="preserve"> sin respuesta), incorrecto por comisión (No-</w:t>
+      </w:r>
+      <w:proofErr w:type="spellStart"/>
+      <w:r>
+        <w:rPr>
+          <w:i/>
+          <w:iCs/>
+          <w:color w:val="444444"/>
+          <w:sz w:val="20"/>
+          <w:szCs w:val="20"/>
+        </w:rPr>
+        <w:t>Go</w:t>
+      </w:r>
+      <w:proofErr w:type="spellEnd"/>
+      <w:r>
+        <w:rPr>
+          <w:i/>
+          <w:iCs/>
+          <w:color w:val="444444"/>
+          <w:sz w:val="20"/>
+          <w:szCs w:val="20"/>
+        </w:rPr>
+        <w:t xml:space="preserve"> con respuesta). Componente Text: $</w:t>
+      </w:r>
+      <w:proofErr w:type="spellStart"/>
+      <w:r>
+        <w:rPr>
+          <w:i/>
+          <w:iCs/>
+          <w:color w:val="444444"/>
+          <w:sz w:val="20"/>
+          <w:szCs w:val="20"/>
+        </w:rPr>
+        <w:t>mensaje_feedback</w:t>
+      </w:r>
+      <w:proofErr w:type="spellEnd"/>
+      <w:r>
+        <w:rPr>
+          <w:i/>
+          <w:iCs/>
+          <w:color w:val="444444"/>
+          <w:sz w:val="20"/>
+          <w:szCs w:val="20"/>
+        </w:rPr>
+        <w:t xml:space="preserve">, set </w:t>
+      </w:r>
+      <w:proofErr w:type="spellStart"/>
+      <w:r>
+        <w:rPr>
+          <w:i/>
+          <w:iCs/>
+          <w:color w:val="444444"/>
+          <w:sz w:val="20"/>
+          <w:szCs w:val="20"/>
+        </w:rPr>
+        <w:t>every</w:t>
+      </w:r>
+      <w:proofErr w:type="spellEnd"/>
+      <w:r>
+        <w:rPr>
+          <w:i/>
+          <w:iCs/>
+          <w:color w:val="444444"/>
+          <w:sz w:val="20"/>
+          <w:szCs w:val="20"/>
+        </w:rPr>
+        <w:t xml:space="preserve"> </w:t>
+      </w:r>
+      <w:proofErr w:type="spellStart"/>
+      <w:r>
+        <w:rPr>
+          <w:i/>
+          <w:iCs/>
+          <w:color w:val="444444"/>
+          <w:sz w:val="20"/>
+          <w:szCs w:val="20"/>
+        </w:rPr>
+        <w:t>repeat</w:t>
+      </w:r>
+      <w:proofErr w:type="spellEnd"/>
+      <w:r>
+        <w:rPr>
+          <w:i/>
+          <w:iCs/>
+          <w:color w:val="444444"/>
+          <w:sz w:val="20"/>
+          <w:szCs w:val="20"/>
+        </w:rPr>
+        <w:t>.</w:t>
       </w:r>
     </w:p>
     <w:p>
@@ -1982,13 +2717,24 @@
           <w:bCs/>
           <w:color w:val="000000"/>
         </w:rPr>
-        <w:t>4. fin_practica</w:t>
-      </w:r>
+        <w:t xml:space="preserve">4. </w:t>
+      </w:r>
+      <w:proofErr w:type="spellStart"/>
+      <w:r>
+        <w:rPr>
+          <w:b/>
+          <w:bCs/>
+          <w:color w:val="000000"/>
+        </w:rPr>
+        <w:t>fin_practica</w:t>
+      </w:r>
+      <w:proofErr w:type="spellEnd"/>
     </w:p>
     <w:p>
       <w:pPr>
         <w:spacing w:before="40" w:after="120" w:line="276" w:lineRule="auto"/>
       </w:pPr>
+      <w:proofErr w:type="spellStart"/>
       <w:r>
         <w:rPr>
           <w:i/>
@@ -1997,17 +2743,30 @@
           <w:sz w:val="22"/>
           <w:szCs w:val="22"/>
         </w:rPr>
-        <w:t xml:space="preserve">Routine: </w:t>
-      </w:r>
-      <w:r>
-        <w:rPr>
-          <w:rFonts w:eastAsia="Courier New"/>
+        <w:t>Routine</w:t>
+      </w:r>
+      <w:proofErr w:type="spellEnd"/>
+      <w:r>
+        <w:rPr>
+          <w:i/>
+          <w:iCs/>
           <w:color w:val="000000"/>
           <w:sz w:val="22"/>
           <w:szCs w:val="22"/>
         </w:rPr>
+        <w:t xml:space="preserve">: </w:t>
+      </w:r>
+      <w:proofErr w:type="spellStart"/>
+      <w:r>
+        <w:rPr>
+          <w:rFonts w:eastAsia="Courier New"/>
+          <w:color w:val="000000"/>
+          <w:sz w:val="22"/>
+          <w:szCs w:val="22"/>
+        </w:rPr>
         <w:t>fin_practica</w:t>
       </w:r>
+      <w:proofErr w:type="spellEnd"/>
       <w:r>
         <w:rPr>
           <w:i/>
@@ -2040,12 +2799,6 @@
         <w:gridCol w:w="9026"/>
       </w:tblGrid>
       <w:tr>
-        <w:tblPrEx>
-          <w:tblCellMar>
-            <w:top w:w="0" w:type="dxa"/>
-            <w:bottom w:w="0" w:type="dxa"/>
-          </w:tblCellMar>
-        </w:tblPrEx>
         <w:tc>
           <w:tcPr>
             <w:tcW w:w="9026" w:type="dxa"/>
@@ -2091,7 +2844,25 @@
                 <w:sz w:val="22"/>
                 <w:szCs w:val="22"/>
               </w:rPr>
-              <w:t>A continuación comenzará el bloque experimental.</w:t>
+              <w:t xml:space="preserve">A </w:t>
+            </w:r>
+            <w:proofErr w:type="gramStart"/>
+            <w:r>
+              <w:rPr>
+                <w:color w:val="000000"/>
+                <w:sz w:val="22"/>
+                <w:szCs w:val="22"/>
+              </w:rPr>
+              <w:t>continuación</w:t>
+            </w:r>
+            <w:proofErr w:type="gramEnd"/>
+            <w:r>
+              <w:rPr>
+                <w:color w:val="000000"/>
+                <w:sz w:val="22"/>
+                <w:szCs w:val="22"/>
+              </w:rPr>
+              <w:t xml:space="preserve"> comenzará el bloque experimental.</w:t>
             </w:r>
           </w:p>
           <w:p>
@@ -2148,7 +2919,51 @@
           <w:sz w:val="20"/>
           <w:szCs w:val="20"/>
         </w:rPr>
-        <w:t>Componente Image o Text. Duración = 5 s. Sin componente Keyboard.</w:t>
+        <w:t xml:space="preserve">Componente </w:t>
+      </w:r>
+      <w:proofErr w:type="spellStart"/>
+      <w:r>
+        <w:rPr>
+          <w:i/>
+          <w:iCs/>
+          <w:color w:val="444444"/>
+          <w:sz w:val="20"/>
+          <w:szCs w:val="20"/>
+        </w:rPr>
+        <w:t>Image</w:t>
+      </w:r>
+      <w:proofErr w:type="spellEnd"/>
+      <w:r>
+        <w:rPr>
+          <w:i/>
+          <w:iCs/>
+          <w:color w:val="444444"/>
+          <w:sz w:val="20"/>
+          <w:szCs w:val="20"/>
+        </w:rPr>
+        <w:t xml:space="preserve"> o Text. Duración = 5 s. Sin componente </w:t>
+      </w:r>
+      <w:proofErr w:type="spellStart"/>
+      <w:r>
+        <w:rPr>
+          <w:i/>
+          <w:iCs/>
+          <w:color w:val="444444"/>
+          <w:sz w:val="20"/>
+          <w:szCs w:val="20"/>
+        </w:rPr>
+        <w:t>Keyboard</w:t>
+      </w:r>
+      <w:proofErr w:type="spellEnd"/>
+      <w:r>
+        <w:rPr>
+          <w:i/>
+          <w:iCs/>
+          <w:color w:val="444444"/>
+          <w:sz w:val="20"/>
+          <w:szCs w:val="20"/>
+        </w:rPr>
+        <w:t>.</w:t>
       </w:r>
     </w:p>
     <w:p>
@@ -2161,7 +2976,6 @@
           <w:bCs/>
           <w:color w:val="000000"/>
         </w:rPr>
-        <w:lastRenderedPageBreak/>
         <w:t>5. descanso</w:t>
       </w:r>
     </w:p>
@@ -2169,6 +2983,7 @@
       <w:pPr>
         <w:spacing w:before="40" w:after="120" w:line="276" w:lineRule="auto"/>
       </w:pPr>
+      <w:proofErr w:type="spellStart"/>
       <w:r>
         <w:rPr>
           <w:i/>
@@ -2177,7 +2992,19 @@
           <w:sz w:val="22"/>
           <w:szCs w:val="22"/>
         </w:rPr>
-        <w:t xml:space="preserve">Routine: </w:t>
+        <w:lastRenderedPageBreak/>
+        <w:t>Routine</w:t>
+      </w:r>
+      <w:proofErr w:type="spellEnd"/>
+      <w:r>
+        <w:rPr>
+          <w:i/>
+          <w:iCs/>
+          <w:color w:val="000000"/>
+          <w:sz w:val="22"/>
+          <w:szCs w:val="22"/>
+        </w:rPr>
+        <w:t xml:space="preserve">: </w:t>
       </w:r>
       <w:r>
         <w:rPr>
@@ -2220,12 +3047,6 @@
         <w:gridCol w:w="9026"/>
       </w:tblGrid>
       <w:tr>
-        <w:tblPrEx>
-          <w:tblCellMar>
-            <w:top w:w="0" w:type="dxa"/>
-            <w:bottom w:w="0" w:type="dxa"/>
-          </w:tblCellMar>
-        </w:tblPrEx>
         <w:tc>
           <w:tcPr>
             <w:tcW w:w="9026" w:type="dxa"/>
@@ -2301,7 +3122,29 @@
           <w:sz w:val="20"/>
           <w:szCs w:val="20"/>
         </w:rPr>
-        <w:t>Componente Text. Duración = 10 s. Sin componente Keyboard.</w:t>
+        <w:t xml:space="preserve">Componente Text. Duración = 10 s. Sin componente </w:t>
+      </w:r>
+      <w:proofErr w:type="spellStart"/>
+      <w:r>
+        <w:rPr>
+          <w:i/>
+          <w:iCs/>
+          <w:color w:val="444444"/>
+          <w:sz w:val="20"/>
+          <w:szCs w:val="20"/>
+        </w:rPr>
+        <w:t>Keyboard</w:t>
+      </w:r>
+      <w:proofErr w:type="spellEnd"/>
+      <w:r>
+        <w:rPr>
+          <w:i/>
+          <w:iCs/>
+          <w:color w:val="444444"/>
+          <w:sz w:val="20"/>
+          <w:szCs w:val="20"/>
+        </w:rPr>
+        <w:t>.</w:t>
       </w:r>
     </w:p>
     <w:p>
@@ -2314,13 +3157,24 @@
           <w:bCs/>
           <w:color w:val="000000"/>
         </w:rPr>
-        <w:t>6. instrucciones_experimental</w:t>
-      </w:r>
+        <w:t xml:space="preserve">6. </w:t>
+      </w:r>
+      <w:proofErr w:type="spellStart"/>
+      <w:r>
+        <w:rPr>
+          <w:b/>
+          <w:bCs/>
+          <w:color w:val="000000"/>
+        </w:rPr>
+        <w:t>instrucciones_experimental</w:t>
+      </w:r>
+      <w:proofErr w:type="spellEnd"/>
     </w:p>
     <w:p>
       <w:pPr>
         <w:spacing w:before="40" w:after="120" w:line="276" w:lineRule="auto"/>
       </w:pPr>
+      <w:proofErr w:type="spellStart"/>
       <w:r>
         <w:rPr>
           <w:i/>
@@ -2329,17 +3183,30 @@
           <w:sz w:val="22"/>
           <w:szCs w:val="22"/>
         </w:rPr>
-        <w:t xml:space="preserve">Routine: </w:t>
-      </w:r>
-      <w:r>
-        <w:rPr>
-          <w:rFonts w:eastAsia="Courier New"/>
+        <w:t>Routine</w:t>
+      </w:r>
+      <w:proofErr w:type="spellEnd"/>
+      <w:r>
+        <w:rPr>
+          <w:i/>
+          <w:iCs/>
           <w:color w:val="000000"/>
           <w:sz w:val="22"/>
           <w:szCs w:val="22"/>
         </w:rPr>
+        <w:t xml:space="preserve">: </w:t>
+      </w:r>
+      <w:proofErr w:type="spellStart"/>
+      <w:r>
+        <w:rPr>
+          <w:rFonts w:eastAsia="Courier New"/>
+          <w:color w:val="000000"/>
+          <w:sz w:val="22"/>
+          <w:szCs w:val="22"/>
+        </w:rPr>
         <w:t>instrucciones_experimental</w:t>
       </w:r>
+      <w:proofErr w:type="spellEnd"/>
       <w:r>
         <w:rPr>
           <w:i/>
@@ -2372,12 +3239,6 @@
         <w:gridCol w:w="9026"/>
       </w:tblGrid>
       <w:tr>
-        <w:tblPrEx>
-          <w:tblCellMar>
-            <w:top w:w="0" w:type="dxa"/>
-            <w:bottom w:w="0" w:type="dxa"/>
-          </w:tblCellMar>
-        </w:tblPrEx>
         <w:tc>
           <w:tcPr>
             <w:tcW w:w="9026" w:type="dxa"/>
@@ -2444,7 +3305,29 @@
                 <w:sz w:val="22"/>
                 <w:szCs w:val="22"/>
               </w:rPr>
-              <w:t>Círculo verde  →  Presiona la barra espaciadora</w:t>
+              <w:t xml:space="preserve">Círculo </w:t>
+            </w:r>
+            <w:proofErr w:type="gramStart"/>
+            <w:r>
+              <w:rPr>
+                <w:b/>
+                <w:bCs/>
+                <w:color w:val="000000"/>
+                <w:sz w:val="22"/>
+                <w:szCs w:val="22"/>
+              </w:rPr>
+              <w:t>verde  →</w:t>
+            </w:r>
+            <w:proofErr w:type="gramEnd"/>
+            <w:r>
+              <w:rPr>
+                <w:b/>
+                <w:bCs/>
+                <w:color w:val="000000"/>
+                <w:sz w:val="22"/>
+                <w:szCs w:val="22"/>
+              </w:rPr>
+              <w:t xml:space="preserve">  Presiona la barra espaciadora</w:t>
             </w:r>
           </w:p>
           <w:p>
@@ -2465,7 +3348,29 @@
                 <w:sz w:val="22"/>
                 <w:szCs w:val="22"/>
               </w:rPr>
-              <w:t>Cuadrado rojo  →  No presiones ninguna tecla</w:t>
+              <w:t xml:space="preserve">Cuadrado </w:t>
+            </w:r>
+            <w:proofErr w:type="gramStart"/>
+            <w:r>
+              <w:rPr>
+                <w:b/>
+                <w:bCs/>
+                <w:color w:val="000000"/>
+                <w:sz w:val="22"/>
+                <w:szCs w:val="22"/>
+              </w:rPr>
+              <w:t>rojo  →</w:t>
+            </w:r>
+            <w:proofErr w:type="gramEnd"/>
+            <w:r>
+              <w:rPr>
+                <w:b/>
+                <w:bCs/>
+                <w:color w:val="000000"/>
+                <w:sz w:val="22"/>
+                <w:szCs w:val="22"/>
+              </w:rPr>
+              <w:t xml:space="preserve">  No presiones ninguna tecla</w:t>
             </w:r>
           </w:p>
           <w:p>
@@ -2529,8 +3434,31 @@
           <w:sz w:val="20"/>
           <w:szCs w:val="20"/>
         </w:rPr>
-        <w:t xml:space="preserve">Componente Image o Text. </w:t>
-      </w:r>
+        <w:t xml:space="preserve">Componente </w:t>
+      </w:r>
+      <w:proofErr w:type="spellStart"/>
+      <w:r>
+        <w:rPr>
+          <w:i/>
+          <w:iCs/>
+          <w:color w:val="444444"/>
+          <w:sz w:val="20"/>
+          <w:szCs w:val="20"/>
+        </w:rPr>
+        <w:t>Image</w:t>
+      </w:r>
+      <w:proofErr w:type="spellEnd"/>
+      <w:r>
+        <w:rPr>
+          <w:i/>
+          <w:iCs/>
+          <w:color w:val="444444"/>
+          <w:sz w:val="20"/>
+          <w:szCs w:val="20"/>
+        </w:rPr>
+        <w:t xml:space="preserve"> o Text. </w:t>
+      </w:r>
+      <w:proofErr w:type="spellStart"/>
       <w:r>
         <w:rPr>
           <w:i/>
@@ -2540,7 +3468,45 @@
           <w:szCs w:val="20"/>
           <w:lang w:val="en-US"/>
         </w:rPr>
-        <w:t>Componente Keyboard: allowedKeys = ['space'].</w:t>
+        <w:t>Componente</w:t>
+      </w:r>
+      <w:proofErr w:type="spellEnd"/>
+      <w:r>
+        <w:rPr>
+          <w:i/>
+          <w:iCs/>
+          <w:color w:val="444444"/>
+          <w:sz w:val="20"/>
+          <w:szCs w:val="20"/>
+          <w:lang w:val="en-US"/>
+        </w:rPr>
+        <w:t xml:space="preserve"> Keyboard: </w:t>
+      </w:r>
+      <w:proofErr w:type="spellStart"/>
+      <w:proofErr w:type="gramStart"/>
+      <w:r>
+        <w:rPr>
+          <w:i/>
+          <w:iCs/>
+          <w:color w:val="444444"/>
+          <w:sz w:val="20"/>
+          <w:szCs w:val="20"/>
+          <w:lang w:val="en-US"/>
+        </w:rPr>
+        <w:t>allowedKeys</w:t>
+      </w:r>
+      <w:proofErr w:type="spellEnd"/>
+      <w:proofErr w:type="gramEnd"/>
+      <w:r>
+        <w:rPr>
+          <w:i/>
+          <w:iCs/>
+          <w:color w:val="444444"/>
+          <w:sz w:val="20"/>
+          <w:szCs w:val="20"/>
+          <w:lang w:val="en-US"/>
+        </w:rPr>
+        <w:t xml:space="preserve"> = ['space'].</w:t>
       </w:r>
     </w:p>
     <w:p>
@@ -2557,13 +3523,25 @@
           <w:color w:val="000000"/>
           <w:lang w:val="en-US"/>
         </w:rPr>
-        <w:t>7. fin_experimento</w:t>
-      </w:r>
+        <w:t xml:space="preserve">7. </w:t>
+      </w:r>
+      <w:proofErr w:type="spellStart"/>
+      <w:r>
+        <w:rPr>
+          <w:b/>
+          <w:bCs/>
+          <w:color w:val="000000"/>
+          <w:lang w:val="en-US"/>
+        </w:rPr>
+        <w:t>fin_experimento</w:t>
+      </w:r>
+      <w:proofErr w:type="spellEnd"/>
     </w:p>
     <w:p>
       <w:pPr>
         <w:spacing w:before="40" w:after="120" w:line="276" w:lineRule="auto"/>
       </w:pPr>
+      <w:proofErr w:type="spellStart"/>
       <w:r>
         <w:rPr>
           <w:i/>
@@ -2572,17 +3550,30 @@
           <w:sz w:val="22"/>
           <w:szCs w:val="22"/>
         </w:rPr>
-        <w:t xml:space="preserve">Routine: </w:t>
-      </w:r>
-      <w:r>
-        <w:rPr>
-          <w:rFonts w:eastAsia="Courier New"/>
+        <w:t>Routine</w:t>
+      </w:r>
+      <w:proofErr w:type="spellEnd"/>
+      <w:r>
+        <w:rPr>
+          <w:i/>
+          <w:iCs/>
           <w:color w:val="000000"/>
           <w:sz w:val="22"/>
           <w:szCs w:val="22"/>
         </w:rPr>
+        <w:t xml:space="preserve">: </w:t>
+      </w:r>
+      <w:proofErr w:type="spellStart"/>
+      <w:r>
+        <w:rPr>
+          <w:rFonts w:eastAsia="Courier New"/>
+          <w:color w:val="000000"/>
+          <w:sz w:val="22"/>
+          <w:szCs w:val="22"/>
+        </w:rPr>
         <w:t>fin_experimento</w:t>
       </w:r>
+      <w:proofErr w:type="spellEnd"/>
       <w:r>
         <w:rPr>
           <w:i/>
@@ -2615,12 +3606,6 @@
         <w:gridCol w:w="9026"/>
       </w:tblGrid>
       <w:tr>
-        <w:tblPrEx>
-          <w:tblCellMar>
-            <w:top w:w="0" w:type="dxa"/>
-            <w:bottom w:w="0" w:type="dxa"/>
-          </w:tblCellMar>
-        </w:tblPrEx>
         <w:tc>
           <w:tcPr>
             <w:tcW w:w="9026" w:type="dxa"/>
@@ -2696,7 +3681,51 @@
           <w:sz w:val="20"/>
           <w:szCs w:val="20"/>
         </w:rPr>
-        <w:t>Componente Text o Image. Duración = 5 s. Sin componente Keyboard.</w:t>
+        <w:t xml:space="preserve">Componente Text o </w:t>
+      </w:r>
+      <w:proofErr w:type="spellStart"/>
+      <w:r>
+        <w:rPr>
+          <w:i/>
+          <w:iCs/>
+          <w:color w:val="444444"/>
+          <w:sz w:val="20"/>
+          <w:szCs w:val="20"/>
+        </w:rPr>
+        <w:t>Image</w:t>
+      </w:r>
+      <w:proofErr w:type="spellEnd"/>
+      <w:r>
+        <w:rPr>
+          <w:i/>
+          <w:iCs/>
+          <w:color w:val="444444"/>
+          <w:sz w:val="20"/>
+          <w:szCs w:val="20"/>
+        </w:rPr>
+        <w:t xml:space="preserve">. Duración = 5 s. Sin componente </w:t>
+      </w:r>
+      <w:proofErr w:type="spellStart"/>
+      <w:r>
+        <w:rPr>
+          <w:i/>
+          <w:iCs/>
+          <w:color w:val="444444"/>
+          <w:sz w:val="20"/>
+          <w:szCs w:val="20"/>
+        </w:rPr>
+        <w:t>Keyboard</w:t>
+      </w:r>
+      <w:proofErr w:type="spellEnd"/>
+      <w:r>
+        <w:rPr>
+          <w:i/>
+          <w:iCs/>
+          <w:color w:val="444444"/>
+          <w:sz w:val="20"/>
+          <w:szCs w:val="20"/>
+        </w:rPr>
+        <w:t>.</w:t>
       </w:r>
     </w:p>
     <w:sectPr>
